--- a/modelos/contrato-de-locacao-marcado.docx
+++ b/modelos/contrato-de-locacao-marcado.docx
@@ -107,7 +107,7 @@
           <w:szCs w:val="28"/>
           <w:highlight w:val="yellow"/>
         </w:rPr>
-        <w:t xml:space="preserve">{{.locador_qualificacao}}.</w:t>
+        <w:t xml:space="preserve">{{.locador_1_nome}}, {{.locador_1_nacionalidade}}, {{.locador_1_estado_civil}}, {{.locador_1_profissao}}, portador{{.locador_1_a}} da Carteira de Identidade Nacional (CIN) n.º {{.locador_1_cin}}, inscrit{{.locador_1_o}} no CPF sob o n.º {{.locador_1_cpf}}, residente e domiciliad{{.locador_1_o}} à {{.locador_1_endereco}}.</w:t>
       </w:r>
     </w:p>
     <w:p>
@@ -164,7 +164,7 @@
           <w:szCs w:val="28"/>
           <w:highlight w:val="yellow"/>
         </w:rPr>
-        <w:t xml:space="preserve">{{.locatario_qualificacao}}.</w:t>
+        <w:t xml:space="preserve">{{.locatario_1_nome}}, {{.locatario_1_nacionalidade}}, {{.locatario_1_estado_civil}}, {{.locatario_1_profissao}}, portador{{.locatario_1_a}} da Carteira de Identidade Nacional (CIN) n.º {{.locatario_1_cin}}, inscrit{{.locatario_1_o}} no CPF sob o n.º {{.locatario_1_cpf}}, residente e domiciliad{{.locatario_1_o}} à {{.locatario_1_endereco}}.</w:t>
       </w:r>
     </w:p>
     <w:p>
@@ -2735,7 +2735,7 @@
           <w:szCs w:val="28"/>
           <w:highlight w:val="yellow"/>
         </w:rPr>
-        <w:t xml:space="preserve">{{.locador_nome}}</w:t>
+        <w:t xml:space="preserve">{{.locador_1_nome}}</w:t>
       </w:r>
     </w:p>
     <w:p>
@@ -2812,7 +2812,7 @@
           <w:szCs w:val="28"/>
           <w:highlight w:val="yellow"/>
         </w:rPr>
-        <w:t xml:space="preserve">{{.locatario_nome}}</w:t>
+        <w:t xml:space="preserve">{{.locatario_1_nome}}</w:t>
       </w:r>
     </w:p>
     <w:p>
